--- a/docx/титульник.docx
+++ b/docx/титульник.docx
@@ -115,29 +115,7 @@
           <w:sz w:val="28"/>
           <w:szCs w:val="28"/>
         </w:rPr>
-        <w:t>(ФГБОУ ВО «</w:t>
-      </w:r>
-      <w:proofErr w:type="spellStart"/>
-      <w:r>
-        <w:rPr>
-          <w:rFonts w:ascii="Times New Roman" w:eastAsia="Calibri" w:hAnsi="Times New Roman" w:cs="Times New Roman"/>
-          <w:b/>
-          <w:color w:val="000000"/>
-          <w:sz w:val="28"/>
-          <w:szCs w:val="28"/>
-        </w:rPr>
-        <w:t>АмГУ</w:t>
-      </w:r>
-      <w:proofErr w:type="spellEnd"/>
-      <w:r>
-        <w:rPr>
-          <w:rFonts w:ascii="Times New Roman" w:eastAsia="Calibri" w:hAnsi="Times New Roman" w:cs="Times New Roman"/>
-          <w:b/>
-          <w:color w:val="000000"/>
-          <w:sz w:val="28"/>
-          <w:szCs w:val="28"/>
-        </w:rPr>
-        <w:t>»)</w:t>
+        <w:t>(ФГБОУ ВО «АмГУ»)</w:t>
       </w:r>
     </w:p>
     <w:p>
@@ -356,7 +334,6 @@
         </w:rPr>
         <w:t xml:space="preserve">Н.В. </w:t>
       </w:r>
-      <w:proofErr w:type="spellStart"/>
       <w:r>
         <w:rPr>
           <w:rFonts w:ascii="Times New Roman" w:eastAsia="Calibri" w:hAnsi="Times New Roman" w:cs="Times New Roman"/>
@@ -366,7 +343,6 @@
         </w:rPr>
         <w:t>Цыпукова</w:t>
       </w:r>
-      <w:proofErr w:type="spellEnd"/>
       <w:r>
         <w:rPr>
           <w:rFonts w:ascii="Times New Roman" w:eastAsia="Calibri" w:hAnsi="Times New Roman" w:cs="Times New Roman"/>
@@ -541,7 +517,23 @@
           <w:sz w:val="28"/>
           <w:szCs w:val="28"/>
         </w:rPr>
-        <w:t>Разработка системы защищённого хранения данных</w:t>
+        <w:t>Разработка системы защищ</w:t>
+      </w:r>
+      <w:r>
+        <w:rPr>
+          <w:rFonts w:ascii="Times New Roman" w:hAnsi="Times New Roman" w:cs="Times New Roman"/>
+          <w:sz w:val="28"/>
+          <w:szCs w:val="28"/>
+        </w:rPr>
+        <w:t>е</w:t>
+      </w:r>
+      <w:r>
+        <w:rPr>
+          <w:rFonts w:ascii="Times New Roman" w:hAnsi="Times New Roman" w:cs="Times New Roman"/>
+          <w:sz w:val="28"/>
+          <w:szCs w:val="28"/>
+        </w:rPr>
+        <w:t>нного хранения данных</w:t>
       </w:r>
     </w:p>
     <w:p>

--- a/docx/титульник.docx
+++ b/docx/титульник.docx
@@ -964,7 +964,7 @@
           <w:sz w:val="28"/>
           <w:szCs w:val="28"/>
         </w:rPr>
-        <w:t>Т.А. Казакова</w:t>
+        <w:t>Е.А. Остроушко</w:t>
       </w:r>
     </w:p>
     <w:p>
